--- a/ros 2 project.docx
+++ b/ros 2 project.docx
@@ -182,10 +182,13 @@
         <w:t>fatmah</w:t>
       </w:r>
       <w:proofErr w:type="spellEnd"/>
+      <w:r>
+        <w:t>-submission</w:t>
+      </w:r>
     </w:p>
     <w:p>
       <w:r>
-        <w:t>Required main task:</w:t>
+        <w:t>Pull Request:</w:t>
       </w:r>
     </w:p>
     <w:p>
@@ -194,38 +197,16 @@
           <w:rPr>
             <w:rStyle w:val="Hyperlink"/>
           </w:rPr>
-          <w:t>https://github.com/fatma11223344/ws_ros2/tree/fatmah</w:t>
+          <w:t>https://github.com/longlinht/ws_ros2/pull/8</w:t>
         </w:r>
       </w:hyperlink>
       <w:r>
         <w:t xml:space="preserve"> </w:t>
       </w:r>
     </w:p>
-    <w:p/>
     <w:p>
       <w:r>
-        <w:t xml:space="preserve">branch name: </w:t>
-      </w:r>
-      <w:proofErr w:type="spellStart"/>
-      <w:r>
-        <w:t>fatmah</w:t>
-      </w:r>
-      <w:proofErr w:type="spellEnd"/>
-      <w:r>
-        <w:t>-extension</w:t>
-      </w:r>
-    </w:p>
-    <w:p>
-      <w:r>
-        <w:t xml:space="preserve">Extension </w:t>
-      </w:r>
-      <w:proofErr w:type="spellStart"/>
-      <w:r>
-        <w:t>exercizes</w:t>
-      </w:r>
-      <w:proofErr w:type="spellEnd"/>
-      <w:r>
-        <w:t>:</w:t>
+        <w:t>Forked repository branch:</w:t>
       </w:r>
     </w:p>
     <w:p>
@@ -234,20 +215,12 @@
           <w:rPr>
             <w:rStyle w:val="Hyperlink"/>
           </w:rPr>
-          <w:t>https://github.com/fatma11223344/ws_ros2/tree/fatmah-extension</w:t>
+          <w:t>https://github.com/fatma11223344/ws_ros2_submit/tree/fatmah-submission</w:t>
         </w:r>
       </w:hyperlink>
       <w:r>
         <w:t xml:space="preserve"> </w:t>
       </w:r>
-    </w:p>
-    <w:p/>
-    <w:p>
-      <w:pPr>
-        <w:rPr>
-          <w:noProof/>
-        </w:rPr>
-      </w:pPr>
     </w:p>
     <w:p>
       <w:r>
@@ -301,7 +274,75 @@
       </w:r>
     </w:p>
     <w:p/>
-    <w:p/>
+    <w:p>
+      <w:r>
+        <w:t xml:space="preserve">For this ROS 2 assignment, I worked using separate branches to keep the required task and the extension task organized. The branch named </w:t>
+      </w:r>
+      <w:proofErr w:type="spellStart"/>
+      <w:r>
+        <w:t>fatmah</w:t>
+      </w:r>
+      <w:proofErr w:type="spellEnd"/>
+      <w:r>
+        <w:t xml:space="preserve"> contains the normal publisher/subscriber task, where the talker publishes “Hello RoboCup students” messages and the listener receives them. The branch named </w:t>
+      </w:r>
+      <w:proofErr w:type="spellStart"/>
+      <w:r>
+        <w:t>fatmah</w:t>
+      </w:r>
+      <w:proofErr w:type="spellEnd"/>
+      <w:r>
+        <w:t>-extension contains the extension task, where the topic was changed to /</w:t>
+      </w:r>
+      <w:proofErr w:type="spellStart"/>
+      <w:r>
+        <w:t>robocup_chatter</w:t>
+      </w:r>
+      <w:proofErr w:type="spellEnd"/>
+      <w:r>
+        <w:t xml:space="preserve"> and the talker publishes counter messages. For the final submission, I created the branch </w:t>
+      </w:r>
+      <w:proofErr w:type="spellStart"/>
+      <w:r>
+        <w:t>fatmah</w:t>
+      </w:r>
+      <w:proofErr w:type="spellEnd"/>
+      <w:r>
+        <w:t xml:space="preserve">-submission, which includes both tasks together: the normal task is inside </w:t>
+      </w:r>
+      <w:proofErr w:type="spellStart"/>
+      <w:r>
+        <w:t>src</w:t>
+      </w:r>
+      <w:proofErr w:type="spellEnd"/>
+      <w:r>
+        <w:t>/</w:t>
+      </w:r>
+      <w:proofErr w:type="spellStart"/>
+      <w:r>
+        <w:t>simple_pubsub</w:t>
+      </w:r>
+      <w:proofErr w:type="spellEnd"/>
+      <w:r>
+        <w:t xml:space="preserve">, and the extension task is inside </w:t>
+      </w:r>
+      <w:proofErr w:type="spellStart"/>
+      <w:r>
+        <w:t>src</w:t>
+      </w:r>
+      <w:proofErr w:type="spellEnd"/>
+      <w:r>
+        <w:t>/</w:t>
+      </w:r>
+      <w:proofErr w:type="spellStart"/>
+      <w:r>
+        <w:t>simple_pubsub_extension</w:t>
+      </w:r>
+      <w:proofErr w:type="spellEnd"/>
+      <w:r>
+        <w:t>.</w:t>
+      </w:r>
+    </w:p>
     <w:sectPr>
       <w:pgSz w:w="11906" w:h="16838"/>
       <w:pgMar w:top="1440" w:right="1440" w:bottom="1440" w:left="1440" w:header="708" w:footer="708" w:gutter="0"/>
